--- a/public/regulamento/regulamento.docx
+++ b/public/regulamento/regulamento.docx
@@ -91,7 +91,7 @@
         <w:rPr>
           <w:rtl w:val="0"/>
         </w:rPr>
-        <w:t xml:space="preserve">1.3. A largada da prova será no –COMPLEXO MADEIRA MAMORE, com concentração dos atletas às 05:30, sob qualquer condição climática. </w:t>
+        <w:t xml:space="preserve">1.3. A largada da prova será no COMPLEXO MADEIRA MAMORÉ, com concentração dos atletas às 05:00, sob qualquer condição climática, a menos que interfira na segurança dos atletas e na logística do evento.</w:t>
       </w:r>
     </w:p>
     <w:p>
@@ -125,7 +125,7 @@
         <w:rPr>
           <w:rtl w:val="0"/>
         </w:rPr>
-        <w:t xml:space="preserve">PROGRAMAÇÃO: </w:t>
+        <w:t xml:space="preserve">1.4. PROGRAMAÇÃO:</w:t>
       </w:r>
     </w:p>
     <w:p>
@@ -171,7 +171,7 @@
         <w:rPr>
           <w:rtl w:val="0"/>
         </w:rPr>
-        <w:t xml:space="preserve">05h:00m - Abertura do evento.</w:t>
+        <w:t xml:space="preserve">05h:00m - Concentração dos atletas.</w:t>
       </w:r>
     </w:p>
     <w:p>
@@ -183,19 +183,31 @@
         <w:rPr>
           <w:rtl w:val="0"/>
         </w:rPr>
-        <w:t xml:space="preserve">05h:30m - Concentração dos atletas.</w:t>
-      </w:r>
-    </w:p>
-    <w:p>
-      <w:pPr>
-        <w:ind w:left="0" w:firstLine="0"/>
-        <w:rPr/>
-      </w:pPr>
-      <w:r>
-        <w:rPr>
-          <w:rtl w:val="0"/>
-        </w:rPr>
-        <w:t xml:space="preserve">            06h:00m - Largada geral 5km e 10km.</w:t>
+        <w:t xml:space="preserve">05h:30m - Abertura do evento.</w:t>
+      </w:r>
+    </w:p>
+    <w:p>
+      <w:pPr>
+        <w:ind w:left="0" w:firstLine="0"/>
+        <w:rPr/>
+      </w:pPr>
+      <w:r>
+        <w:rPr>
+          <w:rtl w:val="0"/>
+        </w:rPr>
+        <w:t xml:space="preserve">06h:00m - Largada geral 5km e 10km.</w:t>
+      </w:r>
+    </w:p>
+    <w:p>
+      <w:pPr>
+        <w:ind w:left="0" w:firstLine="0"/>
+        <w:rPr/>
+      </w:pPr>
+      <w:r>
+        <w:rPr>
+          <w:rtl w:val="0"/>
+        </w:rPr>
+        <w:t xml:space="preserve">08h:00m - AFTER.</w:t>
       </w:r>
     </w:p>
     <w:p>
@@ -297,109 +309,109 @@
         <w:rPr>
           <w:rtl w:val="0"/>
         </w:rPr>
-        <w:t xml:space="preserve">Premiação entre 08h e 09h </w:t>
-      </w:r>
-    </w:p>
-    <w:p>
-      <w:pPr>
-        <w:ind w:left="0" w:firstLine="0"/>
-        <w:rPr/>
-      </w:pPr>
-      <w:r>
-        <w:rPr>
-          <w:rtl w:val="0"/>
-        </w:rPr>
-      </w:r>
-    </w:p>
-    <w:p>
-      <w:pPr>
-        <w:ind w:left="0" w:firstLine="0"/>
-        <w:rPr/>
-      </w:pPr>
-      <w:r>
-        <w:rPr>
-          <w:rtl w:val="0"/>
-        </w:rPr>
-      </w:r>
-    </w:p>
-    <w:p>
-      <w:pPr>
-        <w:ind w:left="0" w:firstLine="0"/>
-        <w:rPr/>
-      </w:pPr>
-      <w:r>
-        <w:rPr>
-          <w:rtl w:val="0"/>
-        </w:rPr>
-        <w:t xml:space="preserve">1.4. A corrida terá duração máxima de 2h00min; </w:t>
-      </w:r>
-    </w:p>
-    <w:p>
-      <w:pPr>
-        <w:ind w:left="0" w:firstLine="0"/>
-        <w:rPr/>
-      </w:pPr>
-      <w:r>
-        <w:rPr>
-          <w:rtl w:val="0"/>
-        </w:rPr>
-      </w:r>
-    </w:p>
-    <w:p>
-      <w:pPr>
-        <w:ind w:left="0" w:firstLine="0"/>
-        <w:rPr/>
-      </w:pPr>
-      <w:r>
-        <w:rPr>
-          <w:rtl w:val="0"/>
-        </w:rPr>
-      </w:r>
-    </w:p>
-    <w:p>
-      <w:pPr>
-        <w:ind w:left="0" w:firstLine="0"/>
-        <w:rPr/>
-      </w:pPr>
-      <w:r>
-        <w:rPr>
-          <w:rtl w:val="0"/>
-        </w:rPr>
-        <w:t xml:space="preserve">1.5. O horário de largada da prova poderá sofrer alterações em função do número de inscritos, mudanças no percurso ou por orientação da equipe técnica. Alterações também poderão ocorrer por motivos externos, como questões de segurança pública, regulamentações ou decretos vigentes, pandemias, epidemias, tráfego intenso, falhas de comunicação, interrupções no fornecimento de energia, entre outros fatores que possam comprometer a realização do evento.</w:t>
-      </w:r>
-    </w:p>
-    <w:p>
-      <w:pPr>
-        <w:ind w:left="0" w:firstLine="0"/>
-        <w:rPr/>
-      </w:pPr>
-      <w:r>
-        <w:rPr>
-          <w:rtl w:val="0"/>
-        </w:rPr>
-      </w:r>
-    </w:p>
-    <w:p>
-      <w:pPr>
-        <w:ind w:left="0" w:firstLine="0"/>
-        <w:rPr/>
-      </w:pPr>
-      <w:r>
-        <w:rPr>
-          <w:rtl w:val="0"/>
-        </w:rPr>
-      </w:r>
-    </w:p>
-    <w:p>
-      <w:pPr>
-        <w:ind w:left="0" w:firstLine="0"/>
-        <w:rPr/>
-      </w:pPr>
-      <w:r>
-        <w:rPr>
-          <w:rtl w:val="0"/>
-        </w:rPr>
-        <w:t xml:space="preserve">1.6. IDADE MÍNIMA - Os(as) atletas menores de 18 anos só poderão participar da corrida com autorização por escrito com firma reconhecida do pai, da mãe ou de responsável legal. A autorização deverá estar acompanhada de cópia de um documento de identidade que será retido pela organização no momento da retirada do kit. Em cumprimento às Regras Oficiais da IAAF/CBAt, segue a idade mínima para atletas participarem de corridas de rua: 1 - Provas com percurso até 5km: 14 (catorze) anos completos até 31 de dezembro do ano da prova; 2 - Provas com percurso menor que 10km: 16 (dezesseis) anos completos até 31 de dezembro do ano da prova; </w:t>
+        <w:t xml:space="preserve">1.5. Premiação entre 08h e 09h</w:t>
+      </w:r>
+    </w:p>
+    <w:p>
+      <w:pPr>
+        <w:ind w:left="0" w:firstLine="0"/>
+        <w:rPr/>
+      </w:pPr>
+      <w:r>
+        <w:rPr>
+          <w:rtl w:val="0"/>
+        </w:rPr>
+      </w:r>
+    </w:p>
+    <w:p>
+      <w:pPr>
+        <w:ind w:left="0" w:firstLine="0"/>
+        <w:rPr/>
+      </w:pPr>
+      <w:r>
+        <w:rPr>
+          <w:rtl w:val="0"/>
+        </w:rPr>
+      </w:r>
+    </w:p>
+    <w:p>
+      <w:pPr>
+        <w:ind w:left="0" w:firstLine="0"/>
+        <w:rPr/>
+      </w:pPr>
+      <w:r>
+        <w:rPr>
+          <w:rtl w:val="0"/>
+        </w:rPr>
+        <w:t xml:space="preserve">1.6. A corrida terá duração máxima de 2h00min;</w:t>
+      </w:r>
+    </w:p>
+    <w:p>
+      <w:pPr>
+        <w:ind w:left="0" w:firstLine="0"/>
+        <w:rPr/>
+      </w:pPr>
+      <w:r>
+        <w:rPr>
+          <w:rtl w:val="0"/>
+        </w:rPr>
+      </w:r>
+    </w:p>
+    <w:p>
+      <w:pPr>
+        <w:ind w:left="0" w:firstLine="0"/>
+        <w:rPr/>
+      </w:pPr>
+      <w:r>
+        <w:rPr>
+          <w:rtl w:val="0"/>
+        </w:rPr>
+      </w:r>
+    </w:p>
+    <w:p>
+      <w:pPr>
+        <w:ind w:left="0" w:firstLine="0"/>
+        <w:rPr/>
+      </w:pPr>
+      <w:r>
+        <w:rPr>
+          <w:rtl w:val="0"/>
+        </w:rPr>
+        <w:t xml:space="preserve">1.7. O horário de largada da prova poderá sofrer alterações em função do número de inscritos, mudanças no percurso ou por orientação da equipe técnica. Alterações também poderão ocorrer por motivos externos, como questões de segurança pública, regulamentações ou decretos vigentes, pandemias, epidemias, tráfego intenso, falhas de comunicação, interrupções no fornecimento de energia, entre outros fatores que possam comprometer a realização do evento.</w:t>
+      </w:r>
+    </w:p>
+    <w:p>
+      <w:pPr>
+        <w:ind w:left="0" w:firstLine="0"/>
+        <w:rPr/>
+      </w:pPr>
+      <w:r>
+        <w:rPr>
+          <w:rtl w:val="0"/>
+        </w:rPr>
+      </w:r>
+    </w:p>
+    <w:p>
+      <w:pPr>
+        <w:ind w:left="0" w:firstLine="0"/>
+        <w:rPr/>
+      </w:pPr>
+      <w:r>
+        <w:rPr>
+          <w:rtl w:val="0"/>
+        </w:rPr>
+      </w:r>
+    </w:p>
+    <w:p>
+      <w:pPr>
+        <w:ind w:left="0" w:firstLine="0"/>
+        <w:rPr/>
+      </w:pPr>
+      <w:r>
+        <w:rPr>
+          <w:rtl w:val="0"/>
+        </w:rPr>
+        <w:t xml:space="preserve">1.8. IDADE MÍNIMA - Os(as) atletas menores de 18 anos só poderão participar da corrida com autorização por escrito com firma reconhecida do pai, da mãe ou de responsável legal. A autorização deverá estar acompanhada de cópia de um documento de identidade que será retido pela organização no momento da retirada do kit. Em cumprimento às Regras Oficiais da IAAF/CBAt, segue a idade mínima para atletas participarem de corridas de rua: 1 - Provas com percurso até 5km: 14 (catorze) anos completos até 31 de dezembro do ano da prova; 2 - Provas com percurso menor que 10km: 16 (dezesseis) anos completos até 31 de dezembro do ano da prova;</w:t>
       </w:r>
     </w:p>
     <w:p>
